--- a/05_PowerBI/BNPL_Command_Center_PowerBI_Guide.docx
+++ b/05_PowerBI/BNPL_Command_Center_PowerBI_Guide.docx
@@ -603,7 +603,7 @@
         <w:spacing w:after="160"/>
       </w:pPr>
       <w:r>
-        <w:t xml:space="preserve">Why no finished .pbix file is included: Power BI Desktop is a Windows desktop application and cannot run inside the cloud workspace this project was built in. More importantly, building the model and the report by hand — rather than opening a file someone else already built — is how the Power BI skill actually forms. Follow the steps below at your own pace; there is no wrong speed.</w:t>
+        <w:t>A finished .pbix (BNPL_Command_Center_PowerBI_Dashboard.pbix) is included in this folder, built by following the steps below. Power BI Desktop is a Windows desktop application and couldn't be driven from the cloud workspace this project was otherwise built in, so the data model and every DAX measure in it were built by hand on a local machine, step by step — which is also genuinely how the skill forms. This guide documents that same process so it can be reproduced or reviewed.</w:t>
       </w:r>
     </w:p>
     <w:p>
